--- a/ExamIN.docx
+++ b/ExamIN.docx
@@ -2628,6 +2628,1939 @@
               <w:t>pertama</w:t>
             </w:r>
             <w:proofErr w:type="spellEnd"/>
+          </w:p>
+        </w:tc>
+      </w:tr>
+    </w:tbl>
+    <w:p>
+      <w:pPr>
+        <w:rPr>
+          <w:rFonts w:asciiTheme="majorBidi" w:hAnsiTheme="majorBidi" w:cstheme="majorBidi"/>
+          <w:sz w:val="24"/>
+          <w:szCs w:val="24"/>
+        </w:rPr>
+      </w:pPr>
+    </w:p>
+    <w:tbl>
+      <w:tblPr>
+        <w:tblStyle w:val="TableGrid"/>
+        <w:tblW w:w="9789" w:type="dxa"/>
+        <w:tblBorders>
+          <w:top w:val="none" w:sz="0" w:space="0" w:color="auto"/>
+          <w:left w:val="none" w:sz="0" w:space="0" w:color="auto"/>
+          <w:bottom w:val="none" w:sz="0" w:space="0" w:color="auto"/>
+          <w:right w:val="none" w:sz="0" w:space="0" w:color="auto"/>
+          <w:insideH w:val="none" w:sz="0" w:space="0" w:color="auto"/>
+          <w:insideV w:val="none" w:sz="0" w:space="0" w:color="auto"/>
+        </w:tblBorders>
+        <w:tblCellMar>
+          <w:left w:w="0" w:type="dxa"/>
+          <w:right w:w="0" w:type="dxa"/>
+        </w:tblCellMar>
+        <w:tblLook w:val="04A0" w:firstRow="1" w:lastRow="0" w:firstColumn="1" w:lastColumn="0" w:noHBand="0" w:noVBand="1"/>
+      </w:tblPr>
+      <w:tblGrid>
+        <w:gridCol w:w="279"/>
+        <w:gridCol w:w="283"/>
+        <w:gridCol w:w="284"/>
+        <w:gridCol w:w="283"/>
+        <w:gridCol w:w="284"/>
+        <w:gridCol w:w="283"/>
+        <w:gridCol w:w="1560"/>
+        <w:gridCol w:w="283"/>
+        <w:gridCol w:w="284"/>
+        <w:gridCol w:w="5966"/>
+      </w:tblGrid>
+      <w:tr>
+        <w:tc>
+          <w:tcPr>
+            <w:tcW w:w="279" w:type="dxa"/>
+          </w:tcPr>
+          <w:p>
+            <w:pPr>
+              <w:jc w:val="right"/>
+              <w:rPr>
+                <w:rFonts w:asciiTheme="majorBidi" w:hAnsiTheme="majorBidi" w:cstheme="majorBidi"/>
+                <w:b/>
+                <w:bCs/>
+                <w:sz w:val="24"/>
+                <w:szCs w:val="24"/>
+              </w:rPr>
+            </w:pPr>
+            <w:r>
+              <w:rPr>
+                <w:rFonts w:asciiTheme="majorBidi" w:hAnsiTheme="majorBidi" w:cstheme="majorBidi"/>
+                <w:b/>
+                <w:bCs/>
+                <w:sz w:val="24"/>
+                <w:szCs w:val="24"/>
+              </w:rPr>
+              <w:t>E</w:t>
+            </w:r>
+          </w:p>
+        </w:tc>
+        <w:tc>
+          <w:tcPr>
+            <w:tcW w:w="283" w:type="dxa"/>
+          </w:tcPr>
+          <w:p>
+            <w:pPr>
+              <w:rPr>
+                <w:rFonts w:asciiTheme="majorBidi" w:hAnsiTheme="majorBidi" w:cstheme="majorBidi"/>
+                <w:b/>
+                <w:bCs/>
+                <w:sz w:val="24"/>
+                <w:szCs w:val="24"/>
+              </w:rPr>
+            </w:pPr>
+            <w:r>
+              <w:rPr>
+                <w:rFonts w:asciiTheme="majorBidi" w:hAnsiTheme="majorBidi" w:cstheme="majorBidi"/>
+                <w:b/>
+                <w:bCs/>
+                <w:sz w:val="24"/>
+                <w:szCs w:val="24"/>
+              </w:rPr>
+              <w:t>.</w:t>
+            </w:r>
+          </w:p>
+        </w:tc>
+        <w:tc>
+          <w:tcPr>
+            <w:tcW w:w="9227" w:type="dxa"/>
+            <w:gridSpan w:val="8"/>
+          </w:tcPr>
+          <w:p>
+            <w:pPr>
+              <w:rPr>
+                <w:rFonts w:asciiTheme="majorBidi" w:hAnsiTheme="majorBidi" w:cstheme="majorBidi"/>
+                <w:sz w:val="24"/>
+                <w:szCs w:val="24"/>
+              </w:rPr>
+            </w:pPr>
+            <w:proofErr w:type="spellStart"/>
+            <w:r>
+              <w:rPr>
+                <w:rFonts w:asciiTheme="majorBidi" w:hAnsiTheme="majorBidi" w:cstheme="majorBidi"/>
+                <w:b/>
+                <w:bCs/>
+                <w:sz w:val="24"/>
+                <w:szCs w:val="24"/>
+              </w:rPr>
+              <w:t>Pernyataan</w:t>
+            </w:r>
+            <w:proofErr w:type="spellEnd"/>
+            <w:r>
+              <w:rPr>
+                <w:rFonts w:asciiTheme="majorBidi" w:hAnsiTheme="majorBidi" w:cstheme="majorBidi"/>
+                <w:b/>
+                <w:bCs/>
+                <w:sz w:val="24"/>
+                <w:szCs w:val="24"/>
+              </w:rPr>
+              <w:t xml:space="preserve"> Benar </w:t>
+            </w:r>
+            <w:proofErr w:type="spellStart"/>
+            <w:r>
+              <w:rPr>
+                <w:rFonts w:asciiTheme="majorBidi" w:hAnsiTheme="majorBidi" w:cstheme="majorBidi"/>
+                <w:b/>
+                <w:bCs/>
+                <w:sz w:val="24"/>
+                <w:szCs w:val="24"/>
+              </w:rPr>
+              <w:t>atau</w:t>
+            </w:r>
+            <w:proofErr w:type="spellEnd"/>
+            <w:r>
+              <w:rPr>
+                <w:rFonts w:asciiTheme="majorBidi" w:hAnsiTheme="majorBidi" w:cstheme="majorBidi"/>
+                <w:b/>
+                <w:bCs/>
+                <w:sz w:val="24"/>
+                <w:szCs w:val="24"/>
+              </w:rPr>
+              <w:t xml:space="preserve"> Salah</w:t>
+            </w:r>
+          </w:p>
+        </w:tc>
+      </w:tr>
+      <w:tr>
+        <w:tc>
+          <w:tcPr>
+            <w:tcW w:w="562" w:type="dxa"/>
+            <w:gridSpan w:val="2"/>
+          </w:tcPr>
+          <w:p>
+            <w:pPr>
+              <w:rPr>
+                <w:rFonts w:asciiTheme="majorBidi" w:hAnsiTheme="majorBidi" w:cstheme="majorBidi"/>
+                <w:b/>
+                <w:bCs/>
+                <w:sz w:val="24"/>
+                <w:szCs w:val="24"/>
+              </w:rPr>
+            </w:pPr>
+          </w:p>
+        </w:tc>
+        <w:tc>
+          <w:tcPr>
+            <w:tcW w:w="9227" w:type="dxa"/>
+            <w:gridSpan w:val="8"/>
+          </w:tcPr>
+          <w:p>
+            <w:pPr>
+              <w:rPr>
+                <w:rFonts w:asciiTheme="majorBidi" w:hAnsiTheme="majorBidi" w:cstheme="majorBidi"/>
+                <w:sz w:val="24"/>
+                <w:szCs w:val="24"/>
+              </w:rPr>
+            </w:pPr>
+            <w:proofErr w:type="spellStart"/>
+            <w:r>
+              <w:rPr>
+                <w:rFonts w:asciiTheme="majorBidi" w:hAnsiTheme="majorBidi" w:cstheme="majorBidi"/>
+                <w:sz w:val="24"/>
+                <w:szCs w:val="24"/>
+              </w:rPr>
+              <w:t>Instruksi</w:t>
+            </w:r>
+            <w:proofErr w:type="spellEnd"/>
+          </w:p>
+        </w:tc>
+      </w:tr>
+      <w:tr>
+        <w:trPr>
+          <w:trHeight w:val="20"/>
+        </w:trPr>
+        <w:tc>
+          <w:tcPr>
+            <w:tcW w:w="9789" w:type="dxa"/>
+            <w:gridSpan w:val="10"/>
+          </w:tcPr>
+          <w:p>
+            <w:pPr>
+              <w:rPr>
+                <w:rFonts w:asciiTheme="majorBidi" w:hAnsiTheme="majorBidi" w:cstheme="majorBidi"/>
+                <w:sz w:val="12"/>
+                <w:szCs w:val="12"/>
+              </w:rPr>
+            </w:pPr>
+          </w:p>
+        </w:tc>
+      </w:tr>
+      <w:tr>
+        <w:tc>
+          <w:tcPr>
+            <w:tcW w:w="562" w:type="dxa"/>
+            <w:gridSpan w:val="2"/>
+          </w:tcPr>
+          <w:p>
+            <w:pPr>
+              <w:rPr>
+                <w:rFonts w:asciiTheme="majorBidi" w:hAnsiTheme="majorBidi" w:cstheme="majorBidi"/>
+                <w:b/>
+                <w:bCs/>
+                <w:sz w:val="24"/>
+                <w:szCs w:val="24"/>
+              </w:rPr>
+            </w:pPr>
+          </w:p>
+        </w:tc>
+        <w:tc>
+          <w:tcPr>
+            <w:tcW w:w="284" w:type="dxa"/>
+          </w:tcPr>
+          <w:p>
+            <w:pPr>
+              <w:jc w:val="right"/>
+              <w:rPr>
+                <w:rFonts w:asciiTheme="majorBidi" w:hAnsiTheme="majorBidi" w:cstheme="majorBidi"/>
+                <w:sz w:val="24"/>
+                <w:szCs w:val="24"/>
+              </w:rPr>
+            </w:pPr>
+            <w:r>
+              <w:rPr>
+                <w:rFonts w:asciiTheme="majorBidi" w:hAnsiTheme="majorBidi" w:cstheme="majorBidi"/>
+                <w:sz w:val="24"/>
+                <w:szCs w:val="24"/>
+              </w:rPr>
+              <w:t>1</w:t>
+            </w:r>
+          </w:p>
+        </w:tc>
+        <w:tc>
+          <w:tcPr>
+            <w:tcW w:w="283" w:type="dxa"/>
+          </w:tcPr>
+          <w:p>
+            <w:pPr>
+              <w:rPr>
+                <w:rFonts w:asciiTheme="majorBidi" w:hAnsiTheme="majorBidi" w:cstheme="majorBidi"/>
+                <w:sz w:val="24"/>
+                <w:szCs w:val="24"/>
+              </w:rPr>
+            </w:pPr>
+            <w:r>
+              <w:rPr>
+                <w:rFonts w:asciiTheme="majorBidi" w:hAnsiTheme="majorBidi" w:cstheme="majorBidi"/>
+                <w:sz w:val="24"/>
+                <w:szCs w:val="24"/>
+              </w:rPr>
+              <w:t>.</w:t>
+            </w:r>
+          </w:p>
+        </w:tc>
+        <w:tc>
+          <w:tcPr>
+            <w:tcW w:w="8660" w:type="dxa"/>
+            <w:gridSpan w:val="6"/>
+          </w:tcPr>
+          <w:p>
+            <w:pPr>
+              <w:rPr>
+                <w:rFonts w:asciiTheme="majorBidi" w:hAnsiTheme="majorBidi" w:cstheme="majorBidi"/>
+                <w:sz w:val="24"/>
+                <w:szCs w:val="24"/>
+              </w:rPr>
+            </w:pPr>
+            <w:r>
+              <w:rPr>
+                <w:rFonts w:asciiTheme="majorBidi" w:hAnsiTheme="majorBidi" w:cstheme="majorBidi"/>
+                <w:sz w:val="24"/>
+                <w:szCs w:val="24"/>
+              </w:rPr>
+              <w:t xml:space="preserve">Soal </w:t>
+            </w:r>
+            <w:proofErr w:type="spellStart"/>
+            <w:r>
+              <w:rPr>
+                <w:rFonts w:asciiTheme="majorBidi" w:hAnsiTheme="majorBidi" w:cstheme="majorBidi"/>
+                <w:sz w:val="24"/>
+                <w:szCs w:val="24"/>
+              </w:rPr>
+              <w:t>pertama</w:t>
+            </w:r>
+            <w:proofErr w:type="spellEnd"/>
+          </w:p>
+        </w:tc>
+      </w:tr>
+      <w:tr>
+        <w:tc>
+          <w:tcPr>
+            <w:tcW w:w="1129" w:type="dxa"/>
+            <w:gridSpan w:val="4"/>
+          </w:tcPr>
+          <w:p>
+            <w:pPr>
+              <w:rPr>
+                <w:rFonts w:asciiTheme="majorBidi" w:hAnsiTheme="majorBidi" w:cstheme="majorBidi"/>
+                <w:sz w:val="24"/>
+                <w:szCs w:val="24"/>
+              </w:rPr>
+            </w:pPr>
+          </w:p>
+        </w:tc>
+        <w:tc>
+          <w:tcPr>
+            <w:tcW w:w="284" w:type="dxa"/>
+          </w:tcPr>
+          <w:p>
+            <w:pPr>
+              <w:jc w:val="right"/>
+              <w:rPr>
+                <w:rFonts w:asciiTheme="majorBidi" w:hAnsiTheme="majorBidi" w:cstheme="majorBidi"/>
+                <w:sz w:val="24"/>
+                <w:szCs w:val="24"/>
+              </w:rPr>
+            </w:pPr>
+            <w:r>
+              <w:rPr>
+                <w:rFonts w:asciiTheme="majorBidi" w:hAnsiTheme="majorBidi" w:cstheme="majorBidi"/>
+                <w:sz w:val="24"/>
+                <w:szCs w:val="24"/>
+              </w:rPr>
+              <w:t>a</w:t>
+            </w:r>
+          </w:p>
+        </w:tc>
+        <w:tc>
+          <w:tcPr>
+            <w:tcW w:w="283" w:type="dxa"/>
+          </w:tcPr>
+          <w:p>
+            <w:pPr>
+              <w:rPr>
+                <w:rFonts w:asciiTheme="majorBidi" w:hAnsiTheme="majorBidi" w:cstheme="majorBidi"/>
+                <w:sz w:val="24"/>
+                <w:szCs w:val="24"/>
+              </w:rPr>
+            </w:pPr>
+            <w:r>
+              <w:rPr>
+                <w:rFonts w:asciiTheme="majorBidi" w:hAnsiTheme="majorBidi" w:cstheme="majorBidi"/>
+                <w:sz w:val="24"/>
+                <w:szCs w:val="24"/>
+              </w:rPr>
+              <w:t>.</w:t>
+            </w:r>
+          </w:p>
+        </w:tc>
+        <w:tc>
+          <w:tcPr>
+            <w:tcW w:w="1560" w:type="dxa"/>
+          </w:tcPr>
+          <w:p>
+            <w:pPr>
+              <w:rPr>
+                <w:rFonts w:asciiTheme="majorBidi" w:hAnsiTheme="majorBidi" w:cstheme="majorBidi"/>
+                <w:sz w:val="24"/>
+                <w:szCs w:val="24"/>
+              </w:rPr>
+            </w:pPr>
+            <w:r>
+              <w:rPr>
+                <w:rFonts w:asciiTheme="majorBidi" w:hAnsiTheme="majorBidi" w:cstheme="majorBidi"/>
+                <w:sz w:val="24"/>
+                <w:szCs w:val="24"/>
+              </w:rPr>
+              <w:t>Benar</w:t>
+            </w:r>
+          </w:p>
+        </w:tc>
+        <w:tc>
+          <w:tcPr>
+            <w:tcW w:w="283" w:type="dxa"/>
+          </w:tcPr>
+          <w:p>
+            <w:pPr>
+              <w:jc w:val="right"/>
+              <w:rPr>
+                <w:rFonts w:asciiTheme="majorBidi" w:hAnsiTheme="majorBidi" w:cstheme="majorBidi"/>
+                <w:sz w:val="24"/>
+                <w:szCs w:val="24"/>
+              </w:rPr>
+            </w:pPr>
+            <w:r>
+              <w:rPr>
+                <w:rFonts w:asciiTheme="majorBidi" w:hAnsiTheme="majorBidi" w:cstheme="majorBidi"/>
+                <w:sz w:val="24"/>
+                <w:szCs w:val="24"/>
+              </w:rPr>
+              <w:t>b</w:t>
+            </w:r>
+          </w:p>
+        </w:tc>
+        <w:tc>
+          <w:tcPr>
+            <w:tcW w:w="284" w:type="dxa"/>
+          </w:tcPr>
+          <w:p>
+            <w:pPr>
+              <w:rPr>
+                <w:rFonts w:asciiTheme="majorBidi" w:hAnsiTheme="majorBidi" w:cstheme="majorBidi"/>
+                <w:sz w:val="24"/>
+                <w:szCs w:val="24"/>
+              </w:rPr>
+            </w:pPr>
+            <w:r>
+              <w:rPr>
+                <w:rFonts w:asciiTheme="majorBidi" w:hAnsiTheme="majorBidi" w:cstheme="majorBidi"/>
+                <w:sz w:val="24"/>
+                <w:szCs w:val="24"/>
+              </w:rPr>
+              <w:t>.</w:t>
+            </w:r>
+          </w:p>
+        </w:tc>
+        <w:tc>
+          <w:tcPr>
+            <w:tcW w:w="5966" w:type="dxa"/>
+          </w:tcPr>
+          <w:p>
+            <w:pPr>
+              <w:rPr>
+                <w:rFonts w:asciiTheme="majorBidi" w:hAnsiTheme="majorBidi" w:cstheme="majorBidi"/>
+                <w:sz w:val="24"/>
+                <w:szCs w:val="24"/>
+              </w:rPr>
+            </w:pPr>
+            <w:r>
+              <w:rPr>
+                <w:rFonts w:asciiTheme="majorBidi" w:hAnsiTheme="majorBidi" w:cstheme="majorBidi"/>
+                <w:sz w:val="24"/>
+                <w:szCs w:val="24"/>
+              </w:rPr>
+              <w:t>Salah</w:t>
+            </w:r>
+          </w:p>
+        </w:tc>
+      </w:tr>
+    </w:tbl>
+    <w:p>
+      <w:pPr>
+        <w:rPr>
+          <w:rFonts w:asciiTheme="majorBidi" w:hAnsiTheme="majorBidi" w:cstheme="majorBidi"/>
+          <w:sz w:val="24"/>
+          <w:szCs w:val="24"/>
+        </w:rPr>
+      </w:pPr>
+    </w:p>
+    <w:tbl>
+      <w:tblPr>
+        <w:tblStyle w:val="TableGrid"/>
+        <w:tblW w:w="9789" w:type="dxa"/>
+        <w:tblCellMar>
+          <w:left w:w="0" w:type="dxa"/>
+          <w:right w:w="0" w:type="dxa"/>
+        </w:tblCellMar>
+        <w:tblLook w:val="04A0" w:firstRow="1" w:lastRow="0" w:firstColumn="1" w:lastColumn="0" w:noHBand="0" w:noVBand="1"/>
+      </w:tblPr>
+      <w:tblGrid>
+        <w:gridCol w:w="279"/>
+        <w:gridCol w:w="283"/>
+        <w:gridCol w:w="284"/>
+        <w:gridCol w:w="283"/>
+        <w:gridCol w:w="433"/>
+        <w:gridCol w:w="433"/>
+        <w:gridCol w:w="433"/>
+        <w:gridCol w:w="433"/>
+        <w:gridCol w:w="433"/>
+        <w:gridCol w:w="433"/>
+        <w:gridCol w:w="433"/>
+        <w:gridCol w:w="433"/>
+        <w:gridCol w:w="433"/>
+        <w:gridCol w:w="433"/>
+        <w:gridCol w:w="433"/>
+        <w:gridCol w:w="433"/>
+        <w:gridCol w:w="433"/>
+        <w:gridCol w:w="433"/>
+        <w:gridCol w:w="433"/>
+        <w:gridCol w:w="433"/>
+        <w:gridCol w:w="433"/>
+        <w:gridCol w:w="433"/>
+        <w:gridCol w:w="433"/>
+        <w:gridCol w:w="433"/>
+      </w:tblGrid>
+      <w:tr>
+        <w:tc>
+          <w:tcPr>
+            <w:tcW w:w="279" w:type="dxa"/>
+            <w:tcBorders>
+              <w:top w:val="nil"/>
+              <w:left w:val="nil"/>
+              <w:bottom w:val="nil"/>
+              <w:right w:val="nil"/>
+            </w:tcBorders>
+          </w:tcPr>
+          <w:p>
+            <w:pPr>
+              <w:jc w:val="right"/>
+              <w:rPr>
+                <w:rFonts w:asciiTheme="majorBidi" w:hAnsiTheme="majorBidi" w:cstheme="majorBidi"/>
+                <w:b/>
+                <w:bCs/>
+                <w:sz w:val="24"/>
+                <w:szCs w:val="24"/>
+              </w:rPr>
+            </w:pPr>
+            <w:r>
+              <w:rPr>
+                <w:rFonts w:asciiTheme="majorBidi" w:hAnsiTheme="majorBidi" w:cstheme="majorBidi"/>
+                <w:b/>
+                <w:bCs/>
+                <w:sz w:val="24"/>
+                <w:szCs w:val="24"/>
+              </w:rPr>
+              <w:t>F</w:t>
+            </w:r>
+          </w:p>
+        </w:tc>
+        <w:tc>
+          <w:tcPr>
+            <w:tcW w:w="283" w:type="dxa"/>
+            <w:tcBorders>
+              <w:top w:val="nil"/>
+              <w:left w:val="nil"/>
+              <w:bottom w:val="nil"/>
+              <w:right w:val="nil"/>
+            </w:tcBorders>
+          </w:tcPr>
+          <w:p>
+            <w:pPr>
+              <w:rPr>
+                <w:rFonts w:asciiTheme="majorBidi" w:hAnsiTheme="majorBidi" w:cstheme="majorBidi"/>
+                <w:b/>
+                <w:bCs/>
+                <w:sz w:val="24"/>
+                <w:szCs w:val="24"/>
+              </w:rPr>
+            </w:pPr>
+            <w:r>
+              <w:rPr>
+                <w:rFonts w:asciiTheme="majorBidi" w:hAnsiTheme="majorBidi" w:cstheme="majorBidi"/>
+                <w:b/>
+                <w:bCs/>
+                <w:sz w:val="24"/>
+                <w:szCs w:val="24"/>
+              </w:rPr>
+              <w:t>.</w:t>
+            </w:r>
+          </w:p>
+        </w:tc>
+        <w:tc>
+          <w:tcPr>
+            <w:tcW w:w="9227" w:type="dxa"/>
+            <w:gridSpan w:val="22"/>
+            <w:tcBorders>
+              <w:top w:val="nil"/>
+              <w:left w:val="nil"/>
+              <w:bottom w:val="nil"/>
+              <w:right w:val="nil"/>
+            </w:tcBorders>
+          </w:tcPr>
+          <w:p>
+            <w:pPr>
+              <w:rPr>
+                <w:rFonts w:asciiTheme="majorBidi" w:hAnsiTheme="majorBidi" w:cstheme="majorBidi"/>
+                <w:b/>
+                <w:bCs/>
+                <w:sz w:val="24"/>
+                <w:szCs w:val="24"/>
+              </w:rPr>
+            </w:pPr>
+            <w:r>
+              <w:rPr>
+                <w:rFonts w:asciiTheme="majorBidi" w:hAnsiTheme="majorBidi" w:cstheme="majorBidi"/>
+                <w:b/>
+                <w:bCs/>
+                <w:sz w:val="24"/>
+                <w:szCs w:val="24"/>
+              </w:rPr>
+              <w:t>Cari Kata</w:t>
+            </w:r>
+          </w:p>
+        </w:tc>
+      </w:tr>
+      <w:tr>
+        <w:tc>
+          <w:tcPr>
+            <w:tcW w:w="562" w:type="dxa"/>
+            <w:gridSpan w:val="2"/>
+            <w:tcBorders>
+              <w:top w:val="nil"/>
+              <w:left w:val="nil"/>
+              <w:bottom w:val="nil"/>
+              <w:right w:val="nil"/>
+            </w:tcBorders>
+          </w:tcPr>
+          <w:p>
+            <w:pPr>
+              <w:rPr>
+                <w:rFonts w:asciiTheme="majorBidi" w:hAnsiTheme="majorBidi" w:cstheme="majorBidi"/>
+                <w:b/>
+                <w:bCs/>
+                <w:sz w:val="24"/>
+                <w:szCs w:val="24"/>
+              </w:rPr>
+            </w:pPr>
+          </w:p>
+        </w:tc>
+        <w:tc>
+          <w:tcPr>
+            <w:tcW w:w="9227" w:type="dxa"/>
+            <w:gridSpan w:val="22"/>
+            <w:tcBorders>
+              <w:top w:val="nil"/>
+              <w:left w:val="nil"/>
+              <w:bottom w:val="nil"/>
+              <w:right w:val="nil"/>
+            </w:tcBorders>
+          </w:tcPr>
+          <w:p>
+            <w:pPr>
+              <w:rPr>
+                <w:rFonts w:asciiTheme="majorBidi" w:hAnsiTheme="majorBidi" w:cstheme="majorBidi"/>
+                <w:sz w:val="24"/>
+                <w:szCs w:val="24"/>
+              </w:rPr>
+            </w:pPr>
+            <w:proofErr w:type="spellStart"/>
+            <w:r>
+              <w:rPr>
+                <w:rFonts w:asciiTheme="majorBidi" w:hAnsiTheme="majorBidi" w:cstheme="majorBidi"/>
+                <w:sz w:val="24"/>
+                <w:szCs w:val="24"/>
+              </w:rPr>
+              <w:t>Instruksi</w:t>
+            </w:r>
+            <w:proofErr w:type="spellEnd"/>
+          </w:p>
+        </w:tc>
+      </w:tr>
+      <w:tr>
+        <w:trPr>
+          <w:trHeight w:val="20"/>
+        </w:trPr>
+        <w:tc>
+          <w:tcPr>
+            <w:tcW w:w="9789" w:type="dxa"/>
+            <w:gridSpan w:val="24"/>
+            <w:tcBorders>
+              <w:top w:val="nil"/>
+              <w:left w:val="nil"/>
+              <w:bottom w:val="nil"/>
+              <w:right w:val="nil"/>
+            </w:tcBorders>
+          </w:tcPr>
+          <w:p>
+            <w:pPr>
+              <w:rPr>
+                <w:rFonts w:asciiTheme="majorBidi" w:hAnsiTheme="majorBidi" w:cstheme="majorBidi"/>
+                <w:sz w:val="12"/>
+                <w:szCs w:val="12"/>
+              </w:rPr>
+            </w:pPr>
+          </w:p>
+        </w:tc>
+      </w:tr>
+      <w:tr>
+        <w:tc>
+          <w:tcPr>
+            <w:tcW w:w="562" w:type="dxa"/>
+            <w:gridSpan w:val="2"/>
+            <w:tcBorders>
+              <w:top w:val="nil"/>
+              <w:left w:val="nil"/>
+              <w:bottom w:val="nil"/>
+              <w:right w:val="nil"/>
+            </w:tcBorders>
+          </w:tcPr>
+          <w:p>
+            <w:pPr>
+              <w:rPr>
+                <w:rFonts w:asciiTheme="majorBidi" w:hAnsiTheme="majorBidi" w:cstheme="majorBidi"/>
+                <w:b/>
+                <w:bCs/>
+                <w:sz w:val="24"/>
+                <w:szCs w:val="24"/>
+              </w:rPr>
+            </w:pPr>
+          </w:p>
+        </w:tc>
+        <w:tc>
+          <w:tcPr>
+            <w:tcW w:w="284" w:type="dxa"/>
+            <w:tcBorders>
+              <w:top w:val="nil"/>
+              <w:left w:val="nil"/>
+              <w:bottom w:val="nil"/>
+              <w:right w:val="nil"/>
+            </w:tcBorders>
+          </w:tcPr>
+          <w:p>
+            <w:pPr>
+              <w:jc w:val="right"/>
+              <w:rPr>
+                <w:rFonts w:asciiTheme="majorBidi" w:hAnsiTheme="majorBidi" w:cstheme="majorBidi"/>
+                <w:sz w:val="24"/>
+                <w:szCs w:val="24"/>
+              </w:rPr>
+            </w:pPr>
+            <w:r>
+              <w:rPr>
+                <w:rFonts w:asciiTheme="majorBidi" w:hAnsiTheme="majorBidi" w:cstheme="majorBidi"/>
+                <w:sz w:val="24"/>
+                <w:szCs w:val="24"/>
+              </w:rPr>
+              <w:t>1</w:t>
+            </w:r>
+          </w:p>
+        </w:tc>
+        <w:tc>
+          <w:tcPr>
+            <w:tcW w:w="283" w:type="dxa"/>
+            <w:tcBorders>
+              <w:top w:val="nil"/>
+              <w:left w:val="nil"/>
+              <w:bottom w:val="nil"/>
+              <w:right w:val="nil"/>
+            </w:tcBorders>
+          </w:tcPr>
+          <w:p>
+            <w:pPr>
+              <w:rPr>
+                <w:rFonts w:asciiTheme="majorBidi" w:hAnsiTheme="majorBidi" w:cstheme="majorBidi"/>
+                <w:sz w:val="24"/>
+                <w:szCs w:val="24"/>
+              </w:rPr>
+            </w:pPr>
+            <w:r>
+              <w:rPr>
+                <w:rFonts w:asciiTheme="majorBidi" w:hAnsiTheme="majorBidi" w:cstheme="majorBidi"/>
+                <w:sz w:val="24"/>
+                <w:szCs w:val="24"/>
+              </w:rPr>
+              <w:t>.</w:t>
+            </w:r>
+          </w:p>
+        </w:tc>
+        <w:tc>
+          <w:tcPr>
+            <w:tcW w:w="8660" w:type="dxa"/>
+            <w:gridSpan w:val="20"/>
+            <w:tcBorders>
+              <w:top w:val="nil"/>
+              <w:left w:val="nil"/>
+              <w:bottom w:val="nil"/>
+              <w:right w:val="nil"/>
+            </w:tcBorders>
+          </w:tcPr>
+          <w:p>
+            <w:pPr>
+              <w:rPr>
+                <w:rFonts w:asciiTheme="majorBidi" w:hAnsiTheme="majorBidi" w:cstheme="majorBidi"/>
+                <w:sz w:val="24"/>
+                <w:szCs w:val="24"/>
+              </w:rPr>
+            </w:pPr>
+            <w:r>
+              <w:rPr>
+                <w:rFonts w:asciiTheme="majorBidi" w:hAnsiTheme="majorBidi" w:cstheme="majorBidi"/>
+                <w:sz w:val="24"/>
+                <w:szCs w:val="24"/>
+              </w:rPr>
+              <w:t xml:space="preserve">Soal </w:t>
+            </w:r>
+            <w:proofErr w:type="spellStart"/>
+            <w:r>
+              <w:rPr>
+                <w:rFonts w:asciiTheme="majorBidi" w:hAnsiTheme="majorBidi" w:cstheme="majorBidi"/>
+                <w:sz w:val="24"/>
+                <w:szCs w:val="24"/>
+              </w:rPr>
+              <w:t>pertama</w:t>
+            </w:r>
+            <w:proofErr w:type="spellEnd"/>
+          </w:p>
+        </w:tc>
+      </w:tr>
+      <w:tr>
+        <w:tc>
+          <w:tcPr>
+            <w:tcW w:w="1129" w:type="dxa"/>
+            <w:gridSpan w:val="4"/>
+            <w:tcBorders>
+              <w:top w:val="nil"/>
+              <w:left w:val="nil"/>
+              <w:bottom w:val="nil"/>
+              <w:right w:val="nil"/>
+            </w:tcBorders>
+          </w:tcPr>
+          <w:p>
+            <w:pPr>
+              <w:rPr>
+                <w:rFonts w:asciiTheme="majorBidi" w:hAnsiTheme="majorBidi" w:cstheme="majorBidi"/>
+                <w:sz w:val="24"/>
+                <w:szCs w:val="24"/>
+              </w:rPr>
+            </w:pPr>
+          </w:p>
+        </w:tc>
+        <w:tc>
+          <w:tcPr>
+            <w:tcW w:w="8660" w:type="dxa"/>
+            <w:gridSpan w:val="20"/>
+            <w:tcBorders>
+              <w:top w:val="nil"/>
+              <w:left w:val="nil"/>
+              <w:bottom w:val="nil"/>
+              <w:right w:val="nil"/>
+            </w:tcBorders>
+          </w:tcPr>
+          <w:p>
+            <w:pPr>
+              <w:rPr>
+                <w:rFonts w:asciiTheme="majorBidi" w:hAnsiTheme="majorBidi" w:cstheme="majorBidi"/>
+                <w:sz w:val="24"/>
+                <w:szCs w:val="24"/>
+              </w:rPr>
+            </w:pPr>
+            <w:r>
+              <w:rPr>
+                <w:rFonts w:asciiTheme="majorBidi" w:hAnsiTheme="majorBidi" w:cstheme="majorBidi"/>
+                <w:sz w:val="24"/>
+                <w:szCs w:val="24"/>
+              </w:rPr>
+              <w:t xml:space="preserve">Kata yang </w:t>
+            </w:r>
+            <w:proofErr w:type="spellStart"/>
+            <w:r>
+              <w:rPr>
+                <w:rFonts w:asciiTheme="majorBidi" w:hAnsiTheme="majorBidi" w:cstheme="majorBidi"/>
+                <w:sz w:val="24"/>
+                <w:szCs w:val="24"/>
+              </w:rPr>
+              <w:t>dicari</w:t>
+            </w:r>
+            <w:proofErr w:type="spellEnd"/>
+          </w:p>
+        </w:tc>
+      </w:tr>
+      <w:tr>
+        <w:tc>
+          <w:tcPr>
+            <w:tcW w:w="9789" w:type="dxa"/>
+            <w:gridSpan w:val="24"/>
+            <w:tcBorders>
+              <w:top w:val="nil"/>
+              <w:left w:val="nil"/>
+              <w:bottom w:val="nil"/>
+              <w:right w:val="nil"/>
+            </w:tcBorders>
+          </w:tcPr>
+          <w:p>
+            <w:pPr>
+              <w:rPr>
+                <w:rFonts w:asciiTheme="majorBidi" w:hAnsiTheme="majorBidi" w:cstheme="majorBidi"/>
+                <w:sz w:val="14"/>
+                <w:szCs w:val="14"/>
+              </w:rPr>
+            </w:pPr>
+          </w:p>
+        </w:tc>
+      </w:tr>
+      <w:tr>
+        <w:trPr>
+          <w:trHeight w:val="339"/>
+        </w:trPr>
+        <w:tc>
+          <w:tcPr>
+            <w:tcW w:w="1129" w:type="dxa"/>
+            <w:gridSpan w:val="4"/>
+            <w:tcBorders>
+              <w:top w:val="nil"/>
+              <w:left w:val="nil"/>
+              <w:bottom w:val="nil"/>
+              <w:right w:val="single" w:sz="4" w:space="0" w:color="auto"/>
+            </w:tcBorders>
+          </w:tcPr>
+          <w:p>
+            <w:pPr>
+              <w:rPr>
+                <w:rFonts w:asciiTheme="majorBidi" w:hAnsiTheme="majorBidi" w:cstheme="majorBidi"/>
+                <w:sz w:val="24"/>
+                <w:szCs w:val="24"/>
+              </w:rPr>
+            </w:pPr>
+          </w:p>
+        </w:tc>
+        <w:tc>
+          <w:tcPr>
+            <w:tcW w:w="433" w:type="dxa"/>
+            <w:tcBorders>
+              <w:top w:val="single" w:sz="4" w:space="0" w:color="auto"/>
+              <w:left w:val="single" w:sz="4" w:space="0" w:color="auto"/>
+              <w:bottom w:val="single" w:sz="4" w:space="0" w:color="auto"/>
+              <w:right w:val="single" w:sz="4" w:space="0" w:color="auto"/>
+            </w:tcBorders>
+            <w:vAlign w:val="center"/>
+          </w:tcPr>
+          <w:p>
+            <w:pPr>
+              <w:jc w:val="center"/>
+              <w:rPr>
+                <w:rFonts w:asciiTheme="majorBidi" w:hAnsiTheme="majorBidi" w:cstheme="majorBidi"/>
+                <w:sz w:val="24"/>
+                <w:szCs w:val="24"/>
+              </w:rPr>
+            </w:pPr>
+          </w:p>
+        </w:tc>
+        <w:tc>
+          <w:tcPr>
+            <w:tcW w:w="433" w:type="dxa"/>
+            <w:tcBorders>
+              <w:top w:val="single" w:sz="4" w:space="0" w:color="auto"/>
+              <w:left w:val="single" w:sz="4" w:space="0" w:color="auto"/>
+              <w:bottom w:val="single" w:sz="4" w:space="0" w:color="auto"/>
+              <w:right w:val="single" w:sz="4" w:space="0" w:color="auto"/>
+            </w:tcBorders>
+            <w:vAlign w:val="center"/>
+          </w:tcPr>
+          <w:p>
+            <w:pPr>
+              <w:jc w:val="center"/>
+              <w:rPr>
+                <w:rFonts w:asciiTheme="majorBidi" w:hAnsiTheme="majorBidi" w:cstheme="majorBidi"/>
+                <w:sz w:val="24"/>
+                <w:szCs w:val="24"/>
+              </w:rPr>
+            </w:pPr>
+          </w:p>
+        </w:tc>
+        <w:tc>
+          <w:tcPr>
+            <w:tcW w:w="433" w:type="dxa"/>
+            <w:tcBorders>
+              <w:top w:val="single" w:sz="4" w:space="0" w:color="auto"/>
+              <w:left w:val="single" w:sz="4" w:space="0" w:color="auto"/>
+              <w:bottom w:val="single" w:sz="4" w:space="0" w:color="auto"/>
+              <w:right w:val="single" w:sz="4" w:space="0" w:color="auto"/>
+            </w:tcBorders>
+            <w:vAlign w:val="center"/>
+          </w:tcPr>
+          <w:p>
+            <w:pPr>
+              <w:jc w:val="center"/>
+              <w:rPr>
+                <w:rFonts w:asciiTheme="majorBidi" w:hAnsiTheme="majorBidi" w:cstheme="majorBidi"/>
+                <w:sz w:val="24"/>
+                <w:szCs w:val="24"/>
+              </w:rPr>
+            </w:pPr>
+          </w:p>
+        </w:tc>
+        <w:tc>
+          <w:tcPr>
+            <w:tcW w:w="433" w:type="dxa"/>
+            <w:tcBorders>
+              <w:top w:val="single" w:sz="4" w:space="0" w:color="auto"/>
+              <w:left w:val="single" w:sz="4" w:space="0" w:color="auto"/>
+              <w:bottom w:val="single" w:sz="4" w:space="0" w:color="auto"/>
+              <w:right w:val="single" w:sz="4" w:space="0" w:color="auto"/>
+            </w:tcBorders>
+            <w:vAlign w:val="center"/>
+          </w:tcPr>
+          <w:p>
+            <w:pPr>
+              <w:jc w:val="center"/>
+              <w:rPr>
+                <w:rFonts w:asciiTheme="majorBidi" w:hAnsiTheme="majorBidi" w:cstheme="majorBidi"/>
+                <w:sz w:val="24"/>
+                <w:szCs w:val="24"/>
+              </w:rPr>
+            </w:pPr>
+          </w:p>
+        </w:tc>
+        <w:tc>
+          <w:tcPr>
+            <w:tcW w:w="433" w:type="dxa"/>
+            <w:tcBorders>
+              <w:top w:val="single" w:sz="4" w:space="0" w:color="auto"/>
+              <w:left w:val="single" w:sz="4" w:space="0" w:color="auto"/>
+              <w:bottom w:val="single" w:sz="4" w:space="0" w:color="auto"/>
+              <w:right w:val="single" w:sz="4" w:space="0" w:color="auto"/>
+            </w:tcBorders>
+            <w:vAlign w:val="center"/>
+          </w:tcPr>
+          <w:p>
+            <w:pPr>
+              <w:jc w:val="center"/>
+              <w:rPr>
+                <w:rFonts w:asciiTheme="majorBidi" w:hAnsiTheme="majorBidi" w:cstheme="majorBidi"/>
+                <w:sz w:val="24"/>
+                <w:szCs w:val="24"/>
+              </w:rPr>
+            </w:pPr>
+          </w:p>
+        </w:tc>
+        <w:tc>
+          <w:tcPr>
+            <w:tcW w:w="433" w:type="dxa"/>
+            <w:tcBorders>
+              <w:top w:val="single" w:sz="4" w:space="0" w:color="auto"/>
+              <w:left w:val="single" w:sz="4" w:space="0" w:color="auto"/>
+              <w:bottom w:val="single" w:sz="4" w:space="0" w:color="auto"/>
+              <w:right w:val="single" w:sz="4" w:space="0" w:color="auto"/>
+            </w:tcBorders>
+            <w:vAlign w:val="center"/>
+          </w:tcPr>
+          <w:p>
+            <w:pPr>
+              <w:jc w:val="center"/>
+              <w:rPr>
+                <w:rFonts w:asciiTheme="majorBidi" w:hAnsiTheme="majorBidi" w:cstheme="majorBidi"/>
+                <w:sz w:val="24"/>
+                <w:szCs w:val="24"/>
+              </w:rPr>
+            </w:pPr>
+          </w:p>
+        </w:tc>
+        <w:tc>
+          <w:tcPr>
+            <w:tcW w:w="433" w:type="dxa"/>
+            <w:tcBorders>
+              <w:top w:val="single" w:sz="4" w:space="0" w:color="auto"/>
+              <w:left w:val="single" w:sz="4" w:space="0" w:color="auto"/>
+              <w:bottom w:val="single" w:sz="4" w:space="0" w:color="auto"/>
+              <w:right w:val="single" w:sz="4" w:space="0" w:color="auto"/>
+            </w:tcBorders>
+            <w:vAlign w:val="center"/>
+          </w:tcPr>
+          <w:p>
+            <w:pPr>
+              <w:jc w:val="center"/>
+              <w:rPr>
+                <w:rFonts w:asciiTheme="majorBidi" w:hAnsiTheme="majorBidi" w:cstheme="majorBidi"/>
+                <w:sz w:val="24"/>
+                <w:szCs w:val="24"/>
+              </w:rPr>
+            </w:pPr>
+          </w:p>
+        </w:tc>
+        <w:tc>
+          <w:tcPr>
+            <w:tcW w:w="433" w:type="dxa"/>
+            <w:tcBorders>
+              <w:top w:val="single" w:sz="4" w:space="0" w:color="auto"/>
+              <w:left w:val="single" w:sz="4" w:space="0" w:color="auto"/>
+              <w:bottom w:val="single" w:sz="4" w:space="0" w:color="auto"/>
+              <w:right w:val="single" w:sz="4" w:space="0" w:color="auto"/>
+            </w:tcBorders>
+            <w:vAlign w:val="center"/>
+          </w:tcPr>
+          <w:p>
+            <w:pPr>
+              <w:jc w:val="center"/>
+              <w:rPr>
+                <w:rFonts w:asciiTheme="majorBidi" w:hAnsiTheme="majorBidi" w:cstheme="majorBidi"/>
+                <w:sz w:val="24"/>
+                <w:szCs w:val="24"/>
+              </w:rPr>
+            </w:pPr>
+          </w:p>
+        </w:tc>
+        <w:tc>
+          <w:tcPr>
+            <w:tcW w:w="433" w:type="dxa"/>
+            <w:tcBorders>
+              <w:top w:val="single" w:sz="4" w:space="0" w:color="auto"/>
+              <w:left w:val="single" w:sz="4" w:space="0" w:color="auto"/>
+              <w:bottom w:val="single" w:sz="4" w:space="0" w:color="auto"/>
+              <w:right w:val="single" w:sz="4" w:space="0" w:color="auto"/>
+            </w:tcBorders>
+            <w:vAlign w:val="center"/>
+          </w:tcPr>
+          <w:p>
+            <w:pPr>
+              <w:jc w:val="center"/>
+              <w:rPr>
+                <w:rFonts w:asciiTheme="majorBidi" w:hAnsiTheme="majorBidi" w:cstheme="majorBidi"/>
+                <w:sz w:val="24"/>
+                <w:szCs w:val="24"/>
+              </w:rPr>
+            </w:pPr>
+          </w:p>
+        </w:tc>
+        <w:tc>
+          <w:tcPr>
+            <w:tcW w:w="433" w:type="dxa"/>
+            <w:tcBorders>
+              <w:top w:val="single" w:sz="4" w:space="0" w:color="auto"/>
+              <w:left w:val="single" w:sz="4" w:space="0" w:color="auto"/>
+              <w:bottom w:val="single" w:sz="4" w:space="0" w:color="auto"/>
+              <w:right w:val="single" w:sz="4" w:space="0" w:color="auto"/>
+            </w:tcBorders>
+            <w:vAlign w:val="center"/>
+          </w:tcPr>
+          <w:p>
+            <w:pPr>
+              <w:jc w:val="center"/>
+              <w:rPr>
+                <w:rFonts w:asciiTheme="majorBidi" w:hAnsiTheme="majorBidi" w:cstheme="majorBidi"/>
+                <w:sz w:val="24"/>
+                <w:szCs w:val="24"/>
+              </w:rPr>
+            </w:pPr>
+          </w:p>
+        </w:tc>
+        <w:tc>
+          <w:tcPr>
+            <w:tcW w:w="433" w:type="dxa"/>
+            <w:tcBorders>
+              <w:top w:val="single" w:sz="4" w:space="0" w:color="auto"/>
+              <w:left w:val="single" w:sz="4" w:space="0" w:color="auto"/>
+              <w:bottom w:val="single" w:sz="4" w:space="0" w:color="auto"/>
+              <w:right w:val="single" w:sz="4" w:space="0" w:color="auto"/>
+            </w:tcBorders>
+            <w:vAlign w:val="center"/>
+          </w:tcPr>
+          <w:p>
+            <w:pPr>
+              <w:jc w:val="center"/>
+              <w:rPr>
+                <w:rFonts w:asciiTheme="majorBidi" w:hAnsiTheme="majorBidi" w:cstheme="majorBidi"/>
+                <w:sz w:val="24"/>
+                <w:szCs w:val="24"/>
+              </w:rPr>
+            </w:pPr>
+          </w:p>
+        </w:tc>
+        <w:tc>
+          <w:tcPr>
+            <w:tcW w:w="433" w:type="dxa"/>
+            <w:tcBorders>
+              <w:top w:val="single" w:sz="4" w:space="0" w:color="auto"/>
+              <w:left w:val="single" w:sz="4" w:space="0" w:color="auto"/>
+              <w:bottom w:val="single" w:sz="4" w:space="0" w:color="auto"/>
+              <w:right w:val="single" w:sz="4" w:space="0" w:color="auto"/>
+            </w:tcBorders>
+            <w:vAlign w:val="center"/>
+          </w:tcPr>
+          <w:p>
+            <w:pPr>
+              <w:jc w:val="center"/>
+              <w:rPr>
+                <w:rFonts w:asciiTheme="majorBidi" w:hAnsiTheme="majorBidi" w:cstheme="majorBidi"/>
+                <w:sz w:val="24"/>
+                <w:szCs w:val="24"/>
+              </w:rPr>
+            </w:pPr>
+          </w:p>
+        </w:tc>
+        <w:tc>
+          <w:tcPr>
+            <w:tcW w:w="433" w:type="dxa"/>
+            <w:tcBorders>
+              <w:top w:val="single" w:sz="4" w:space="0" w:color="auto"/>
+              <w:left w:val="single" w:sz="4" w:space="0" w:color="auto"/>
+              <w:bottom w:val="single" w:sz="4" w:space="0" w:color="auto"/>
+              <w:right w:val="single" w:sz="4" w:space="0" w:color="auto"/>
+            </w:tcBorders>
+            <w:vAlign w:val="center"/>
+          </w:tcPr>
+          <w:p>
+            <w:pPr>
+              <w:jc w:val="center"/>
+              <w:rPr>
+                <w:rFonts w:asciiTheme="majorBidi" w:hAnsiTheme="majorBidi" w:cstheme="majorBidi"/>
+                <w:sz w:val="24"/>
+                <w:szCs w:val="24"/>
+              </w:rPr>
+            </w:pPr>
+          </w:p>
+        </w:tc>
+        <w:tc>
+          <w:tcPr>
+            <w:tcW w:w="433" w:type="dxa"/>
+            <w:tcBorders>
+              <w:top w:val="single" w:sz="4" w:space="0" w:color="auto"/>
+              <w:left w:val="single" w:sz="4" w:space="0" w:color="auto"/>
+              <w:bottom w:val="single" w:sz="4" w:space="0" w:color="auto"/>
+              <w:right w:val="single" w:sz="4" w:space="0" w:color="auto"/>
+            </w:tcBorders>
+            <w:vAlign w:val="center"/>
+          </w:tcPr>
+          <w:p>
+            <w:pPr>
+              <w:jc w:val="center"/>
+              <w:rPr>
+                <w:rFonts w:asciiTheme="majorBidi" w:hAnsiTheme="majorBidi" w:cstheme="majorBidi"/>
+                <w:sz w:val="24"/>
+                <w:szCs w:val="24"/>
+              </w:rPr>
+            </w:pPr>
+          </w:p>
+        </w:tc>
+        <w:tc>
+          <w:tcPr>
+            <w:tcW w:w="433" w:type="dxa"/>
+            <w:tcBorders>
+              <w:top w:val="single" w:sz="4" w:space="0" w:color="auto"/>
+              <w:left w:val="single" w:sz="4" w:space="0" w:color="auto"/>
+              <w:bottom w:val="single" w:sz="4" w:space="0" w:color="auto"/>
+              <w:right w:val="single" w:sz="4" w:space="0" w:color="auto"/>
+            </w:tcBorders>
+            <w:vAlign w:val="center"/>
+          </w:tcPr>
+          <w:p>
+            <w:pPr>
+              <w:jc w:val="center"/>
+              <w:rPr>
+                <w:rFonts w:asciiTheme="majorBidi" w:hAnsiTheme="majorBidi" w:cstheme="majorBidi"/>
+                <w:sz w:val="24"/>
+                <w:szCs w:val="24"/>
+              </w:rPr>
+            </w:pPr>
+          </w:p>
+        </w:tc>
+        <w:tc>
+          <w:tcPr>
+            <w:tcW w:w="433" w:type="dxa"/>
+            <w:tcBorders>
+              <w:top w:val="single" w:sz="4" w:space="0" w:color="auto"/>
+              <w:left w:val="single" w:sz="4" w:space="0" w:color="auto"/>
+              <w:bottom w:val="single" w:sz="4" w:space="0" w:color="auto"/>
+              <w:right w:val="single" w:sz="4" w:space="0" w:color="auto"/>
+            </w:tcBorders>
+            <w:vAlign w:val="center"/>
+          </w:tcPr>
+          <w:p>
+            <w:pPr>
+              <w:jc w:val="center"/>
+              <w:rPr>
+                <w:rFonts w:asciiTheme="majorBidi" w:hAnsiTheme="majorBidi" w:cstheme="majorBidi"/>
+                <w:sz w:val="24"/>
+                <w:szCs w:val="24"/>
+              </w:rPr>
+            </w:pPr>
+          </w:p>
+        </w:tc>
+        <w:tc>
+          <w:tcPr>
+            <w:tcW w:w="433" w:type="dxa"/>
+            <w:tcBorders>
+              <w:top w:val="single" w:sz="4" w:space="0" w:color="auto"/>
+              <w:left w:val="single" w:sz="4" w:space="0" w:color="auto"/>
+              <w:bottom w:val="single" w:sz="4" w:space="0" w:color="auto"/>
+              <w:right w:val="single" w:sz="4" w:space="0" w:color="auto"/>
+            </w:tcBorders>
+            <w:vAlign w:val="center"/>
+          </w:tcPr>
+          <w:p>
+            <w:pPr>
+              <w:jc w:val="center"/>
+              <w:rPr>
+                <w:rFonts w:asciiTheme="majorBidi" w:hAnsiTheme="majorBidi" w:cstheme="majorBidi"/>
+                <w:sz w:val="24"/>
+                <w:szCs w:val="24"/>
+              </w:rPr>
+            </w:pPr>
+          </w:p>
+        </w:tc>
+        <w:tc>
+          <w:tcPr>
+            <w:tcW w:w="433" w:type="dxa"/>
+            <w:tcBorders>
+              <w:top w:val="single" w:sz="4" w:space="0" w:color="auto"/>
+              <w:left w:val="single" w:sz="4" w:space="0" w:color="auto"/>
+              <w:bottom w:val="single" w:sz="4" w:space="0" w:color="auto"/>
+              <w:right w:val="single" w:sz="4" w:space="0" w:color="auto"/>
+            </w:tcBorders>
+            <w:vAlign w:val="center"/>
+          </w:tcPr>
+          <w:p>
+            <w:pPr>
+              <w:jc w:val="center"/>
+              <w:rPr>
+                <w:rFonts w:asciiTheme="majorBidi" w:hAnsiTheme="majorBidi" w:cstheme="majorBidi"/>
+                <w:sz w:val="24"/>
+                <w:szCs w:val="24"/>
+              </w:rPr>
+            </w:pPr>
+          </w:p>
+        </w:tc>
+        <w:tc>
+          <w:tcPr>
+            <w:tcW w:w="433" w:type="dxa"/>
+            <w:tcBorders>
+              <w:top w:val="single" w:sz="4" w:space="0" w:color="auto"/>
+              <w:left w:val="single" w:sz="4" w:space="0" w:color="auto"/>
+              <w:bottom w:val="single" w:sz="4" w:space="0" w:color="auto"/>
+              <w:right w:val="single" w:sz="4" w:space="0" w:color="auto"/>
+            </w:tcBorders>
+            <w:vAlign w:val="center"/>
+          </w:tcPr>
+          <w:p>
+            <w:pPr>
+              <w:jc w:val="center"/>
+              <w:rPr>
+                <w:rFonts w:asciiTheme="majorBidi" w:hAnsiTheme="majorBidi" w:cstheme="majorBidi"/>
+                <w:sz w:val="24"/>
+                <w:szCs w:val="24"/>
+              </w:rPr>
+            </w:pPr>
+          </w:p>
+        </w:tc>
+        <w:tc>
+          <w:tcPr>
+            <w:tcW w:w="433" w:type="dxa"/>
+            <w:tcBorders>
+              <w:top w:val="single" w:sz="4" w:space="0" w:color="auto"/>
+              <w:left w:val="single" w:sz="4" w:space="0" w:color="auto"/>
+              <w:bottom w:val="single" w:sz="4" w:space="0" w:color="auto"/>
+              <w:right w:val="single" w:sz="4" w:space="0" w:color="auto"/>
+            </w:tcBorders>
+            <w:vAlign w:val="center"/>
+          </w:tcPr>
+          <w:p>
+            <w:pPr>
+              <w:jc w:val="center"/>
+              <w:rPr>
+                <w:rFonts w:asciiTheme="majorBidi" w:hAnsiTheme="majorBidi" w:cstheme="majorBidi"/>
+                <w:sz w:val="24"/>
+                <w:szCs w:val="24"/>
+              </w:rPr>
+            </w:pPr>
+          </w:p>
+        </w:tc>
+      </w:tr>
+    </w:tbl>
+    <w:p>
+      <w:pPr>
+        <w:rPr>
+          <w:rFonts w:asciiTheme="majorBidi" w:hAnsiTheme="majorBidi" w:cstheme="majorBidi"/>
+          <w:sz w:val="24"/>
+          <w:szCs w:val="24"/>
+        </w:rPr>
+      </w:pPr>
+    </w:p>
+    <w:tbl>
+      <w:tblPr>
+        <w:tblStyle w:val="TableGrid"/>
+        <w:tblW w:w="4718" w:type="dxa"/>
+        <w:tblLayout w:type="fixed"/>
+        <w:tblCellMar>
+          <w:left w:w="0" w:type="dxa"/>
+          <w:right w:w="0" w:type="dxa"/>
+        </w:tblCellMar>
+        <w:tblLook w:val="04A0" w:firstRow="1" w:lastRow="0" w:firstColumn="1" w:lastColumn="0" w:noHBand="0" w:noVBand="1"/>
+      </w:tblPr>
+      <w:tblGrid>
+        <w:gridCol w:w="279"/>
+        <w:gridCol w:w="283"/>
+        <w:gridCol w:w="4156"/>
+      </w:tblGrid>
+      <w:tr>
+        <w:tc>
+          <w:tcPr>
+            <w:tcW w:w="279" w:type="dxa"/>
+            <w:tcBorders>
+              <w:top w:val="nil"/>
+              <w:left w:val="nil"/>
+              <w:bottom w:val="nil"/>
+              <w:right w:val="nil"/>
+            </w:tcBorders>
+          </w:tcPr>
+          <w:p>
+            <w:pPr>
+              <w:jc w:val="right"/>
+              <w:rPr>
+                <w:rFonts w:asciiTheme="majorBidi" w:hAnsiTheme="majorBidi" w:cstheme="majorBidi"/>
+                <w:b/>
+                <w:bCs/>
+                <w:sz w:val="24"/>
+                <w:szCs w:val="24"/>
+              </w:rPr>
+            </w:pPr>
+            <w:r>
+              <w:rPr>
+                <w:rFonts w:asciiTheme="majorBidi" w:hAnsiTheme="majorBidi" w:cstheme="majorBidi"/>
+                <w:b/>
+                <w:bCs/>
+                <w:sz w:val="24"/>
+                <w:szCs w:val="24"/>
+              </w:rPr>
+              <w:t>G</w:t>
+            </w:r>
+          </w:p>
+        </w:tc>
+        <w:tc>
+          <w:tcPr>
+            <w:tcW w:w="283" w:type="dxa"/>
+            <w:tcBorders>
+              <w:top w:val="nil"/>
+              <w:left w:val="nil"/>
+              <w:bottom w:val="nil"/>
+              <w:right w:val="nil"/>
+            </w:tcBorders>
+          </w:tcPr>
+          <w:p>
+            <w:pPr>
+              <w:rPr>
+                <w:rFonts w:asciiTheme="majorBidi" w:hAnsiTheme="majorBidi" w:cstheme="majorBidi"/>
+                <w:b/>
+                <w:bCs/>
+                <w:sz w:val="24"/>
+                <w:szCs w:val="24"/>
+              </w:rPr>
+            </w:pPr>
+            <w:r>
+              <w:rPr>
+                <w:rFonts w:asciiTheme="majorBidi" w:hAnsiTheme="majorBidi" w:cstheme="majorBidi"/>
+                <w:b/>
+                <w:bCs/>
+                <w:sz w:val="24"/>
+                <w:szCs w:val="24"/>
+              </w:rPr>
+              <w:t>.</w:t>
+            </w:r>
+          </w:p>
+        </w:tc>
+        <w:tc>
+          <w:tcPr>
+            <w:tcW w:w="4156" w:type="dxa"/>
+            <w:tcBorders>
+              <w:top w:val="nil"/>
+              <w:left w:val="nil"/>
+              <w:bottom w:val="nil"/>
+              <w:right w:val="nil"/>
+            </w:tcBorders>
+          </w:tcPr>
+          <w:p>
+            <w:pPr>
+              <w:rPr>
+                <w:rFonts w:asciiTheme="majorBidi" w:hAnsiTheme="majorBidi" w:cstheme="majorBidi"/>
+                <w:b/>
+                <w:bCs/>
+                <w:sz w:val="24"/>
+                <w:szCs w:val="24"/>
+              </w:rPr>
+            </w:pPr>
+            <w:r>
+              <w:rPr>
+                <w:rFonts w:asciiTheme="majorBidi" w:hAnsiTheme="majorBidi" w:cstheme="majorBidi"/>
+                <w:b/>
+                <w:bCs/>
+                <w:sz w:val="24"/>
+                <w:szCs w:val="24"/>
+              </w:rPr>
+              <w:t xml:space="preserve">Teka </w:t>
+            </w:r>
+            <w:proofErr w:type="spellStart"/>
+            <w:r>
+              <w:rPr>
+                <w:rFonts w:asciiTheme="majorBidi" w:hAnsiTheme="majorBidi" w:cstheme="majorBidi"/>
+                <w:b/>
+                <w:bCs/>
+                <w:sz w:val="24"/>
+                <w:szCs w:val="24"/>
+              </w:rPr>
+              <w:t>Teki</w:t>
+            </w:r>
+            <w:proofErr w:type="spellEnd"/>
+            <w:r>
+              <w:rPr>
+                <w:rFonts w:asciiTheme="majorBidi" w:hAnsiTheme="majorBidi" w:cstheme="majorBidi"/>
+                <w:b/>
+                <w:bCs/>
+                <w:sz w:val="24"/>
+                <w:szCs w:val="24"/>
+              </w:rPr>
+              <w:t xml:space="preserve"> Silang</w:t>
+            </w:r>
+          </w:p>
+        </w:tc>
+      </w:tr>
+      <w:tr>
+        <w:tc>
+          <w:tcPr>
+            <w:tcW w:w="562" w:type="dxa"/>
+            <w:gridSpan w:val="2"/>
+            <w:tcBorders>
+              <w:top w:val="nil"/>
+              <w:left w:val="nil"/>
+              <w:bottom w:val="nil"/>
+              <w:right w:val="nil"/>
+            </w:tcBorders>
+          </w:tcPr>
+          <w:p>
+            <w:pPr>
+              <w:rPr>
+                <w:rFonts w:asciiTheme="majorBidi" w:hAnsiTheme="majorBidi" w:cstheme="majorBidi"/>
+                <w:b/>
+                <w:bCs/>
+                <w:sz w:val="24"/>
+                <w:szCs w:val="24"/>
+              </w:rPr>
+            </w:pPr>
+          </w:p>
+        </w:tc>
+        <w:tc>
+          <w:tcPr>
+            <w:tcW w:w="4156" w:type="dxa"/>
+            <w:tcBorders>
+              <w:top w:val="nil"/>
+              <w:left w:val="nil"/>
+              <w:bottom w:val="nil"/>
+              <w:right w:val="nil"/>
+            </w:tcBorders>
+          </w:tcPr>
+          <w:p>
+            <w:pPr>
+              <w:rPr>
+                <w:rFonts w:asciiTheme="majorBidi" w:hAnsiTheme="majorBidi" w:cstheme="majorBidi"/>
+                <w:sz w:val="24"/>
+                <w:szCs w:val="24"/>
+              </w:rPr>
+            </w:pPr>
+            <w:proofErr w:type="spellStart"/>
+            <w:r>
+              <w:rPr>
+                <w:rFonts w:asciiTheme="majorBidi" w:hAnsiTheme="majorBidi" w:cstheme="majorBidi"/>
+                <w:sz w:val="24"/>
+                <w:szCs w:val="24"/>
+              </w:rPr>
+              <w:t>Instruksi</w:t>
+            </w:r>
+            <w:proofErr w:type="spellEnd"/>
+          </w:p>
+        </w:tc>
+      </w:tr>
+    </w:tbl>
+    <w:p>
+      <w:pPr>
+        <w:rPr>
+          <w:rFonts w:asciiTheme="majorBidi" w:hAnsiTheme="majorBidi" w:cstheme="majorBidi"/>
+          <w:sz w:val="24"/>
+          <w:szCs w:val="24"/>
+        </w:rPr>
+      </w:pPr>
+    </w:p>
+    <w:tbl>
+      <w:tblPr>
+        <w:tblStyle w:val="TableGrid"/>
+        <w:tblW w:w="7140" w:type="dxa"/>
+        <w:tblInd w:w="649" w:type="dxa"/>
+        <w:tblLayout w:type="fixed"/>
+        <w:tblCellMar>
+          <w:left w:w="0" w:type="dxa"/>
+          <w:right w:w="0" w:type="dxa"/>
+        </w:tblCellMar>
+        <w:tblLook w:val="04A0" w:firstRow="1" w:lastRow="0" w:firstColumn="1" w:lastColumn="0" w:noHBand="0" w:noVBand="1"/>
+      </w:tblPr>
+      <w:tblGrid>
+        <w:gridCol w:w="340"/>
+        <w:gridCol w:w="340"/>
+        <w:gridCol w:w="340"/>
+        <w:gridCol w:w="340"/>
+        <w:gridCol w:w="340"/>
+        <w:gridCol w:w="340"/>
+        <w:gridCol w:w="340"/>
+        <w:gridCol w:w="340"/>
+        <w:gridCol w:w="340"/>
+        <w:gridCol w:w="340"/>
+        <w:gridCol w:w="340"/>
+        <w:gridCol w:w="340"/>
+        <w:gridCol w:w="340"/>
+        <w:gridCol w:w="340"/>
+        <w:gridCol w:w="340"/>
+        <w:gridCol w:w="340"/>
+        <w:gridCol w:w="340"/>
+        <w:gridCol w:w="340"/>
+        <w:gridCol w:w="340"/>
+        <w:gridCol w:w="340"/>
+        <w:gridCol w:w="340"/>
+      </w:tblGrid>
+      <w:tr>
+        <w:trPr>
+          <w:trHeight w:val="340"/>
+        </w:trPr>
+        <w:tc>
+          <w:tcPr>
+            <w:tcW w:w="340" w:type="dxa"/>
+          </w:tcPr>
+          <w:p>
+            <w:pPr>
+              <w:rPr>
+                <w:rFonts w:asciiTheme="majorBidi" w:hAnsiTheme="majorBidi" w:cstheme="majorBidi"/>
+                <w:sz w:val="24"/>
+                <w:szCs w:val="24"/>
+                <w:vertAlign w:val="superscript"/>
+              </w:rPr>
+            </w:pPr>
+          </w:p>
+        </w:tc>
+        <w:tc>
+          <w:tcPr>
+            <w:tcW w:w="340" w:type="dxa"/>
+          </w:tcPr>
+          <w:p>
+            <w:pPr>
+              <w:rPr>
+                <w:rFonts w:asciiTheme="majorBidi" w:hAnsiTheme="majorBidi" w:cstheme="majorBidi"/>
+                <w:sz w:val="24"/>
+                <w:szCs w:val="24"/>
+                <w:vertAlign w:val="superscript"/>
+              </w:rPr>
+            </w:pPr>
+          </w:p>
+        </w:tc>
+        <w:tc>
+          <w:tcPr>
+            <w:tcW w:w="340" w:type="dxa"/>
+          </w:tcPr>
+          <w:p>
+            <w:pPr>
+              <w:rPr>
+                <w:rFonts w:asciiTheme="majorBidi" w:hAnsiTheme="majorBidi" w:cstheme="majorBidi"/>
+                <w:sz w:val="24"/>
+                <w:szCs w:val="24"/>
+                <w:vertAlign w:val="superscript"/>
+              </w:rPr>
+            </w:pPr>
+          </w:p>
+        </w:tc>
+        <w:tc>
+          <w:tcPr>
+            <w:tcW w:w="340" w:type="dxa"/>
+          </w:tcPr>
+          <w:p>
+            <w:pPr>
+              <w:rPr>
+                <w:rFonts w:asciiTheme="majorBidi" w:hAnsiTheme="majorBidi" w:cstheme="majorBidi"/>
+                <w:sz w:val="24"/>
+                <w:szCs w:val="24"/>
+                <w:vertAlign w:val="superscript"/>
+              </w:rPr>
+            </w:pPr>
+          </w:p>
+        </w:tc>
+        <w:tc>
+          <w:tcPr>
+            <w:tcW w:w="340" w:type="dxa"/>
+          </w:tcPr>
+          <w:p>
+            <w:pPr>
+              <w:rPr>
+                <w:rFonts w:asciiTheme="majorBidi" w:hAnsiTheme="majorBidi" w:cstheme="majorBidi"/>
+                <w:sz w:val="24"/>
+                <w:szCs w:val="24"/>
+                <w:vertAlign w:val="superscript"/>
+              </w:rPr>
+            </w:pPr>
+          </w:p>
+        </w:tc>
+        <w:tc>
+          <w:tcPr>
+            <w:tcW w:w="340" w:type="dxa"/>
+          </w:tcPr>
+          <w:p>
+            <w:pPr>
+              <w:rPr>
+                <w:rFonts w:asciiTheme="majorBidi" w:hAnsiTheme="majorBidi" w:cstheme="majorBidi"/>
+                <w:sz w:val="24"/>
+                <w:szCs w:val="24"/>
+                <w:vertAlign w:val="superscript"/>
+              </w:rPr>
+            </w:pPr>
+          </w:p>
+        </w:tc>
+        <w:tc>
+          <w:tcPr>
+            <w:tcW w:w="340" w:type="dxa"/>
+          </w:tcPr>
+          <w:p>
+            <w:pPr>
+              <w:rPr>
+                <w:rFonts w:asciiTheme="majorBidi" w:hAnsiTheme="majorBidi" w:cstheme="majorBidi"/>
+                <w:sz w:val="24"/>
+                <w:szCs w:val="24"/>
+                <w:vertAlign w:val="superscript"/>
+              </w:rPr>
+            </w:pPr>
+          </w:p>
+        </w:tc>
+        <w:tc>
+          <w:tcPr>
+            <w:tcW w:w="340" w:type="dxa"/>
+          </w:tcPr>
+          <w:p>
+            <w:pPr>
+              <w:rPr>
+                <w:rFonts w:asciiTheme="majorBidi" w:hAnsiTheme="majorBidi" w:cstheme="majorBidi"/>
+                <w:sz w:val="24"/>
+                <w:szCs w:val="24"/>
+                <w:vertAlign w:val="superscript"/>
+              </w:rPr>
+            </w:pPr>
+          </w:p>
+        </w:tc>
+        <w:tc>
+          <w:tcPr>
+            <w:tcW w:w="340" w:type="dxa"/>
+          </w:tcPr>
+          <w:p>
+            <w:pPr>
+              <w:rPr>
+                <w:rFonts w:asciiTheme="majorBidi" w:hAnsiTheme="majorBidi" w:cstheme="majorBidi"/>
+                <w:sz w:val="24"/>
+                <w:szCs w:val="24"/>
+                <w:vertAlign w:val="superscript"/>
+              </w:rPr>
+            </w:pPr>
+          </w:p>
+        </w:tc>
+        <w:tc>
+          <w:tcPr>
+            <w:tcW w:w="340" w:type="dxa"/>
+          </w:tcPr>
+          <w:p>
+            <w:pPr>
+              <w:rPr>
+                <w:rFonts w:asciiTheme="majorBidi" w:hAnsiTheme="majorBidi" w:cstheme="majorBidi"/>
+                <w:sz w:val="24"/>
+                <w:szCs w:val="24"/>
+                <w:vertAlign w:val="superscript"/>
+              </w:rPr>
+            </w:pPr>
+          </w:p>
+        </w:tc>
+        <w:tc>
+          <w:tcPr>
+            <w:tcW w:w="340" w:type="dxa"/>
+          </w:tcPr>
+          <w:p>
+            <w:pPr>
+              <w:rPr>
+                <w:rFonts w:asciiTheme="majorBidi" w:hAnsiTheme="majorBidi" w:cstheme="majorBidi"/>
+                <w:sz w:val="24"/>
+                <w:szCs w:val="24"/>
+                <w:vertAlign w:val="superscript"/>
+              </w:rPr>
+            </w:pPr>
+          </w:p>
+        </w:tc>
+        <w:tc>
+          <w:tcPr>
+            <w:tcW w:w="340" w:type="dxa"/>
+          </w:tcPr>
+          <w:p>
+            <w:pPr>
+              <w:rPr>
+                <w:rFonts w:asciiTheme="majorBidi" w:hAnsiTheme="majorBidi" w:cstheme="majorBidi"/>
+                <w:sz w:val="24"/>
+                <w:szCs w:val="24"/>
+                <w:vertAlign w:val="superscript"/>
+              </w:rPr>
+            </w:pPr>
+          </w:p>
+        </w:tc>
+        <w:tc>
+          <w:tcPr>
+            <w:tcW w:w="340" w:type="dxa"/>
+          </w:tcPr>
+          <w:p>
+            <w:pPr>
+              <w:rPr>
+                <w:rFonts w:asciiTheme="majorBidi" w:hAnsiTheme="majorBidi" w:cstheme="majorBidi"/>
+                <w:sz w:val="24"/>
+                <w:szCs w:val="24"/>
+                <w:vertAlign w:val="superscript"/>
+              </w:rPr>
+            </w:pPr>
+          </w:p>
+        </w:tc>
+        <w:tc>
+          <w:tcPr>
+            <w:tcW w:w="340" w:type="dxa"/>
+          </w:tcPr>
+          <w:p>
+            <w:pPr>
+              <w:rPr>
+                <w:rFonts w:asciiTheme="majorBidi" w:hAnsiTheme="majorBidi" w:cstheme="majorBidi"/>
+                <w:sz w:val="24"/>
+                <w:szCs w:val="24"/>
+                <w:vertAlign w:val="superscript"/>
+              </w:rPr>
+            </w:pPr>
+          </w:p>
+        </w:tc>
+        <w:tc>
+          <w:tcPr>
+            <w:tcW w:w="340" w:type="dxa"/>
+          </w:tcPr>
+          <w:p>
+            <w:pPr>
+              <w:rPr>
+                <w:rFonts w:asciiTheme="majorBidi" w:hAnsiTheme="majorBidi" w:cstheme="majorBidi"/>
+                <w:sz w:val="24"/>
+                <w:szCs w:val="24"/>
+                <w:vertAlign w:val="superscript"/>
+              </w:rPr>
+            </w:pPr>
+          </w:p>
+        </w:tc>
+        <w:tc>
+          <w:tcPr>
+            <w:tcW w:w="340" w:type="dxa"/>
+          </w:tcPr>
+          <w:p>
+            <w:pPr>
+              <w:rPr>
+                <w:rFonts w:asciiTheme="majorBidi" w:hAnsiTheme="majorBidi" w:cstheme="majorBidi"/>
+                <w:sz w:val="24"/>
+                <w:szCs w:val="24"/>
+                <w:vertAlign w:val="superscript"/>
+              </w:rPr>
+            </w:pPr>
+          </w:p>
+        </w:tc>
+        <w:tc>
+          <w:tcPr>
+            <w:tcW w:w="340" w:type="dxa"/>
+          </w:tcPr>
+          <w:p>
+            <w:pPr>
+              <w:rPr>
+                <w:rFonts w:asciiTheme="majorBidi" w:hAnsiTheme="majorBidi" w:cstheme="majorBidi"/>
+                <w:sz w:val="24"/>
+                <w:szCs w:val="24"/>
+                <w:vertAlign w:val="superscript"/>
+              </w:rPr>
+            </w:pPr>
+          </w:p>
+        </w:tc>
+        <w:tc>
+          <w:tcPr>
+            <w:tcW w:w="340" w:type="dxa"/>
+          </w:tcPr>
+          <w:p>
+            <w:pPr>
+              <w:rPr>
+                <w:rFonts w:asciiTheme="majorBidi" w:hAnsiTheme="majorBidi" w:cstheme="majorBidi"/>
+                <w:sz w:val="24"/>
+                <w:szCs w:val="24"/>
+                <w:vertAlign w:val="superscript"/>
+              </w:rPr>
+            </w:pPr>
+          </w:p>
+        </w:tc>
+        <w:tc>
+          <w:tcPr>
+            <w:tcW w:w="340" w:type="dxa"/>
+          </w:tcPr>
+          <w:p>
+            <w:pPr>
+              <w:rPr>
+                <w:rFonts w:asciiTheme="majorBidi" w:hAnsiTheme="majorBidi" w:cstheme="majorBidi"/>
+                <w:sz w:val="24"/>
+                <w:szCs w:val="24"/>
+                <w:vertAlign w:val="superscript"/>
+              </w:rPr>
+            </w:pPr>
+          </w:p>
+        </w:tc>
+        <w:tc>
+          <w:tcPr>
+            <w:tcW w:w="340" w:type="dxa"/>
+          </w:tcPr>
+          <w:p>
+            <w:pPr>
+              <w:rPr>
+                <w:rFonts w:asciiTheme="majorBidi" w:hAnsiTheme="majorBidi" w:cstheme="majorBidi"/>
+                <w:sz w:val="24"/>
+                <w:szCs w:val="24"/>
+                <w:vertAlign w:val="superscript"/>
+              </w:rPr>
+            </w:pPr>
+          </w:p>
+        </w:tc>
+        <w:tc>
+          <w:tcPr>
+            <w:tcW w:w="340" w:type="dxa"/>
+          </w:tcPr>
+          <w:p>
+            <w:pPr>
+              <w:rPr>
+                <w:rFonts w:asciiTheme="majorBidi" w:hAnsiTheme="majorBidi" w:cstheme="majorBidi"/>
+                <w:sz w:val="24"/>
+                <w:szCs w:val="24"/>
+                <w:vertAlign w:val="superscript"/>
+              </w:rPr>
+            </w:pPr>
           </w:p>
         </w:tc>
       </w:tr>
@@ -4325,7 +6258,7 @@
   <w:style w:type="paragraph" w:default="1" w:styleId="Normal">
     <w:name w:val="Normal"/>
     <w:qFormat/>
-    <w:rsid w:val="00CE4D1A"/>
+    <w:rsid w:val="002C206A"/>
   </w:style>
   <w:style w:type="character" w:default="1" w:styleId="DefaultParagraphFont">
     <w:name w:val="Default Paragraph Font"/>
